--- a/doc/report/RXRA-PM-01_ドキュメント・プロジェクト管理.docx
+++ b/doc/report/RXRA-PM-01_ドキュメント・プロジェクト管理.docx
@@ -4902,7 +4902,7 @@
           <w:color w:val="1F4E79"/>
           <w:sz w:val="18"/>
         </w:rPr>
-        <w:t>下表の暦と人数は作業見積りの欄である。発注者の書面確認の前は、契約工期でも見積金額の約束でもない。確認後は、確認日を改訂履歴へ書く。</w:t>
+        <w:t>下表の暦と人数は作業見積りの欄である。発注者の書面確認の前は、契約工期でも見積金額の約束でもない。確認後は、確認日を改訂履歴へ書く。139 と 240 の算法、各 story の根拠、初期のおよそ 8.4〜13.3 人月との対照は、project_backlog_ja.md の第 8 節に書く。本枠組みは別の工数を計算しない。</w:t>
       </w:r>
     </w:p>
     <w:tbl>
